--- a/Shareholders_Agreement_REVISED_v2_BNBL.docx
+++ b/Shareholders_Agreement_REVISED_v2_BNBL.docx
@@ -670,6 +670,33 @@
       <w:r>
         <w:rPr>
           <w:b/>
+          <w:color w:val="C00000"/>
+          <w:sz w:val="18"/>
+        </w:rPr>
+        <w:t>【 NEW — tax responsibility (Section 83(b)) 】</w:t>
+      </w:r>
+    </w:p>
+    <w:p>
+      <w:r>
+        <w:rPr>
+          <w:b/>
+          <w:sz w:val="21"/>
+        </w:rPr>
+        <w:t>3.4  Tax Treatment of Service Equity</w:t>
+      </w:r>
+    </w:p>
+    <w:p>
+      <w:r>
+        <w:rPr>
+          <w:i w:val="0"/>
+        </w:rPr>
+        <w:t>Each Party receiving equity interests subject to vesting acknowledges that such interests may be subject to U.S. federal and state income tax. Each such Party shall be solely responsible for consulting his or her own tax advisor regarding any election under Section 83(b) of the U.S. Internal Revenue Code (which generally must be filed within 30 days of the transfer of restricted equity) or any similar tax filing. Neither Party A nor the Company shall be responsible for any tax consequences arising from any such Party's failure to make a timely or proper election, and the Company shall not be obligated to provide tax advice.</w:t>
+      </w:r>
+    </w:p>
+    <w:p>
+      <w:r>
+        <w:rPr>
+          <w:b/>
           <w:sz w:val="24"/>
         </w:rPr>
         <w:t>ARTICLE 4 — MANAGEMENT AND GOVERNANCE</w:t>
@@ -1031,7 +1058,7 @@
         <w:rPr>
           <w:i w:val="0"/>
         </w:rPr>
-        <w:t>Party A's Background IP shall not be assigned, transferred, or contributed to the Company. Party A shall instead make available to the Company, if at all, a limited, non-exclusive, non-transferable, non-sublicensable, royalty-bearing, and revocable license to use specified Background IP solely within the field of use and territory, and for the term, set forth in a separate IP License Agreement to be entered into between Party A and the Company (the “IP License Agreement”). The IP License Agreement shall govern the scope, field of use, territory, royalty, quality control, term, and termination of the license, and shall prevail over this Agreement with respect to the Background IP. The license shall in any event terminate upon dissolution of the Company, upon termination of the IP License Agreement, or upon Party A ceasing to hold at least 51% of the equity of the Company, unless Party A otherwise expressly agrees in writing. The Parties acknowledge that Party A's HME-DDS platform technology, patents, process conditions, and formulation know-how are core assets of Party A that are licensed, not contributed.</w:t>
+        <w:t>Party A's Background IP shall not be assigned, transferred, or contributed to the Company. Party A shall instead make available to the Company, if at all, a limited, non-exclusive, non-transferable, non-sublicensable, royalty-bearing license, terminable solely upon the events specified in the IP License Agreement, to use specified Background IP solely within the field of use and territory, and for the term, set forth in a separate IP License Agreement to be entered into between Party A and the Company (the “IP License Agreement”). The IP License Agreement shall govern the scope, field of use, territory, royalty, quality control, term, and termination of the license, and shall prevail over this Agreement with respect to the Background IP. The license shall terminate upon dissolution of the Company, upon termination of the IP License Agreement in accordance with its terms, or upon any reduction of Party A's equity below 51% that occurs without Party A's prior written approval; for the avoidance of doubt, the license shall continue in effect where such reduction results from a strategic investment, partnership, financing, initial public offering, or restructuring that Party A has approved. The Parties acknowledge that Party A's HME-DDS platform technology, patents, process conditions, and formulation know-how are core assets of Party A that are licensed, not contributed.</w:t>
       </w:r>
     </w:p>
     <w:p>
@@ -1058,7 +1085,7 @@
         <w:rPr>
           <w:i w:val="0"/>
         </w:rPr>
-        <w:t>(a)  Improvements to Background IP. Notwithstanding any other provision of this Agreement, all intellectual property, results, data, process conditions, formulation know-how, derivatives, modifications, enhancements, and improvements that are conceived, developed, or reduced to practice (whether by the Company, any Party, or their respective employees or contractors) and that are based on, derived from, incorporate, or could not have been developed without access to Party A's Background IP (collectively, “Improvements”) shall be owned exclusively by Party A. The Company and each Party hereby assign, and shall cause their personnel to assign, to Party A all right, title, and interest in and to such Improvements, and shall execute all documents reasonably necessary to perfect such ownership. Party A shall grant the Company a license to use such Improvements solely within the Company's field of use and territory under, and on the terms of, the IP License Agreement.</w:t>
+        <w:t>(a)  Technical Improvements (owned by Party A). Notwithstanding any other provision of this Agreement, all technical intellectual property and technical data — including formulation data, process conditions, stability data, bioavailability/efficacy data, formulation know-how, derivatives, modifications, enhancements, and improvements — that are conceived, developed, or reduced to practice (whether by the Company, any Party, or their respective employees or contractors) and that are based on, derived from, incorporate, or could not have been developed without access to Party A's Background IP (collectively, “Technical Improvements”) shall be owned exclusively by Party A. The Company and each Party hereby assign, and shall cause their personnel to assign, to Party A all right, title, and interest in and to such Technical Improvements, and shall execute all documents reasonably necessary to perfect such ownership. Party A shall grant the Company a license to use such Technical Improvements solely within the Company's field of use and territory under, and on the terms of, the IP License Agreement.</w:t>
       </w:r>
     </w:p>
     <w:p>
@@ -1066,7 +1093,15 @@
         <w:rPr>
           <w:i w:val="0"/>
         </w:rPr>
-        <w:t>(b)  Independent Foreground IP. Intellectual property created by the Company after the Effective Date that is not an Improvement and is developed independently of Party A's Background IP (“Independent Foreground IP”) shall be owned by the Company. Each Party agrees to execute any assignments or instruments necessary to perfect the Company's ownership of Independent Foreground IP.</w:t>
+        <w:t>(b)  Commercial Data (owned by the Company). Customer lists, sales and distribution data, distributor and market feedback, and market-access data generated by the Company in the ordinary course (collectively, “Commercial Data”) shall be owned by the Company; provided that Party A shall have a perpetual, royalty-free right to access and use such Commercial Data for its internal business, regulatory, investment, and strategic purposes. Regulatory filing data shall be allocated on a case-by-case basis as the Parties agree in writing.</w:t>
+      </w:r>
+    </w:p>
+    <w:p>
+      <w:r>
+        <w:rPr>
+          <w:i w:val="0"/>
+        </w:rPr>
+        <w:t>(c)  Independent Foreground IP. Intellectual property created by the Company after the Effective Date that is neither a Technical Improvement nor Commercial Data and is developed independently of Party A's Background IP (“Independent Foreground IP”) shall be owned by the Company. Each Party agrees to execute any assignments or instruments necessary to perfect the Company's ownership of Independent Foreground IP.</w:t>
       </w:r>
     </w:p>
     <w:p>
@@ -1211,7 +1246,7 @@
           <w:b/>
           <w:sz w:val="24"/>
         </w:rPr>
-        <w:t>ARTICLE 7 — NON-COMPETE AND NON-SOLICITATION</w:t>
+        <w:t>ARTICLE 7 — RESTRICTIVE COVENANTS</w:t>
       </w:r>
     </w:p>
     <w:p>
@@ -1221,7 +1256,15 @@
           <w:color w:val="C00000"/>
           <w:sz w:val="18"/>
         </w:rPr>
-        <w:t>【 REVISED — Issue 4 (field/territory + carve-out) 】</w:t>
+        <w:t>【 REVISED — Issue 4 + Issue 7 (scope down non-compete; rely on confidentiality / non-solicit / non-circumvention) 】</w:t>
+      </w:r>
+    </w:p>
+    <w:p>
+      <w:r>
+        <w:rPr>
+          <w:i/>
+        </w:rPr>
+        <w:t>The Parties intend the protections in this Article to be achieved primarily through the confidentiality, non-solicitation, non-circumvention, no-reverse-engineering, and IP-protection covenants below, which are the principal safeguards relied upon. The non-compete in Section 7.1 is narrowly scoped and applies only to the extent enforceable under applicable law.</w:t>
       </w:r>
     </w:p>
     <w:p>
@@ -1230,7 +1273,7 @@
           <w:b/>
           <w:sz w:val="21"/>
         </w:rPr>
-        <w:t>7.1  Non-Compete</w:t>
+        <w:t>7.1  Non-Compete (limited)</w:t>
       </w:r>
     </w:p>
     <w:p>
@@ -1238,7 +1281,7 @@
         <w:rPr>
           <w:i w:val="0"/>
         </w:rPr>
-        <w:t>During the term of this Agreement and for a period of [two (2) years] following the date any Party ceases to hold any equity interest in the Company, such departing Party shall not, directly or indirectly, own, manage, operate, control, be employed by, provide services to, or participate in any business that competes with the Company's business solely within the field of use of [define field of use — e.g., the development and commercialization of products using the HME-DDS platform within the agreed field] and solely within the territory of [define territory — e.g., the United States]. The Parties acknowledge that this restriction is reasonable in scope, duration, and geography in light of the competitive nature of the Company's industry.</w:t>
+        <w:t>During the term of this Agreement and for a period of [two (2) years] following the date any Party ceases to hold any equity interest in the Company, such departing Party shall not, directly or indirectly, own, manage, operate, control, be employed by, provide services to, or participate in any business that competes with the Company's business solely within the field of use of [define field of use — e.g., the development and commercialization of products using the HME-DDS platform within the agreed field] and solely within the territory of [define territory — e.g., the United States]. This restriction applies only to the extent enforceable under applicable law and is intended to be the minimum restraint necessary to protect the Company's legitimate interests.</w:t>
       </w:r>
     </w:p>
     <w:p>
@@ -1330,7 +1373,58 @@
           <w:b/>
           <w:sz w:val="21"/>
         </w:rPr>
-        <w:t>7.4  Severability of Restrictions</w:t>
+        <w:t>7.4  Non-Circumvention</w:t>
+      </w:r>
+    </w:p>
+    <w:p>
+      <w:r>
+        <w:rPr>
+          <w:i w:val="0"/>
+        </w:rPr>
+        <w:t>During the term of this Agreement and for a period of [two (2) years] following departure, no Party shall directly or indirectly circumvent the Company or Party A to deal with, or divert opportunities from, any partner, customer, supplier, distributor, or investor that was introduced through, or developed in connection with, the Company or Party A, in a manner that deprives the Company or Party A of the benefit of such relationship.</w:t>
+      </w:r>
+    </w:p>
+    <w:p>
+      <w:r>
+        <w:rPr>
+          <w:b/>
+          <w:sz w:val="21"/>
+        </w:rPr>
+        <w:t>7.5  Protection of Party A Intellectual Property</w:t>
+      </w:r>
+    </w:p>
+    <w:p>
+      <w:r>
+        <w:rPr>
+          <w:i w:val="0"/>
+        </w:rPr>
+        <w:t>No Party shall, and each Party shall procure that the Company and its personnel do not: (a) make any unauthorized use, disclosure, or reproduction of Party A's Background IP or Technical Improvements; (b) reverse engineer, decompile, or attempt to derive the underlying know-how, formulations, or process conditions of Party A's Background IP except as expressly permitted under the IP License Agreement; or (c) challenge, or assist any third party in challenging, the validity, ownership, or enforceability of Party A's Background IP or Technical Improvements.</w:t>
+      </w:r>
+    </w:p>
+    <w:p>
+      <w:r>
+        <w:rPr>
+          <w:b/>
+          <w:sz w:val="21"/>
+        </w:rPr>
+        <w:t>7.6  Confidentiality Cross-Reference</w:t>
+      </w:r>
+    </w:p>
+    <w:p>
+      <w:r>
+        <w:rPr>
+          <w:i w:val="0"/>
+        </w:rPr>
+        <w:t>The confidentiality obligations in Article 5.5 are incorporated into this Article as a primary restrictive covenant and survive in accordance with their terms.</w:t>
+      </w:r>
+    </w:p>
+    <w:p>
+      <w:r>
+        <w:rPr>
+          <w:b/>
+          <w:sz w:val="21"/>
+        </w:rPr>
+        <w:t>7.7  Severability of Restrictions</w:t>
       </w:r>
     </w:p>
     <w:p>

--- a/Shareholders_Agreement_REVISED_v2_BNBL.docx
+++ b/Shareholders_Agreement_REVISED_v2_BNBL.docx
@@ -222,7 +222,7 @@
         <w:rPr>
           <w:i w:val="0"/>
         </w:rPr>
-        <w:t>The Company is formed for the purpose of [describe business activities and FIELD OF USE — e.g., developing, commercializing, and distributing biotechnology products and services in the United States within the agreed field of use], and any other lawful business activities as the Board may determine from time to time, subject to Article 4.6.</w:t>
+        <w:t>The Company is formed to carry on business within the Field of Use and the Territory as defined in Article 1.7, and any other lawful business activities as the Board may determine from time to time, subject to Articles 1.7, 4.4, and 4.6.</w:t>
       </w:r>
     </w:p>
     <w:p>
@@ -240,6 +240,49 @@
           <w:i w:val="0"/>
         </w:rPr>
         <w:t>The fiscal year of the Company shall end on December 31 of each calendar year, unless otherwise determined by the Board.</w:t>
+      </w:r>
+    </w:p>
+    <w:p>
+      <w:r>
+        <w:rPr>
+          <w:b/>
+          <w:color w:val="C00000"/>
+          <w:sz w:val="18"/>
+        </w:rPr>
+        <w:t>【 NEW — Field of Use &amp; Territory definitions 】</w:t>
+      </w:r>
+    </w:p>
+    <w:p>
+      <w:r>
+        <w:rPr>
+          <w:b/>
+          <w:sz w:val="21"/>
+        </w:rPr>
+        <w:t>1.7  Field of Use and Territory</w:t>
+      </w:r>
+    </w:p>
+    <w:p>
+      <w:r>
+        <w:rPr>
+          <w:i w:val="0"/>
+        </w:rPr>
+        <w:t>(a)  “Field of Use” means business development, market access, regulatory coordination, distribution, and commercialization in the Territory of food, nutraceutical, cosmetic, and pharmaceutical formulation products or services using the Licensed IP, in each case only with respect to products, partners, and projects approved in writing by Party A. Manufacturing, if any, shall be conducted only through facilities and processes approved in writing by Party A. Any activity outside the Field of Use is reserved to Party A.</w:t>
+      </w:r>
+    </w:p>
+    <w:p>
+      <w:r>
+        <w:rPr>
+          <w:i w:val="0"/>
+        </w:rPr>
+        <w:t>(b)  “Territory” means the United States of America, unless otherwise approved in writing by Party A. Any activity outside the Territory is reserved to Party A.</w:t>
+      </w:r>
+    </w:p>
+    <w:p>
+      <w:r>
+        <w:rPr>
+          <w:i/>
+        </w:rPr>
+        <w:t>(c)  The Field of Use and Territory defined in this Section apply throughout this Agreement (including Articles 1.5, 5.2, and 7.1) and shall be mirrored in the IP License Agreement.</w:t>
       </w:r>
     </w:p>
     <w:p>
@@ -653,6 +696,16 @@
       <w:r>
         <w:rPr>
           <w:b/>
+          <w:color w:val="C00000"/>
+          <w:sz w:val="18"/>
+        </w:rPr>
+        <w:t>【 REVISED — acceleration aligned with milestone vesting 】</w:t>
+      </w:r>
+    </w:p>
+    <w:p>
+      <w:r>
+        <w:rPr>
+          <w:b/>
           <w:sz w:val="21"/>
         </w:rPr>
         <w:t>3.3  Acceleration</w:t>
@@ -663,7 +716,7 @@
         <w:rPr>
           <w:i w:val="0"/>
         </w:rPr>
-        <w:t>All unvested equity interests shall immediately vest upon: (i) a Change of Control of the Company; (ii) a Party's termination other than for cause; or (iii) as otherwise agreed in writing by all Parties.</w:t>
+        <w:t>Notwithstanding anything to the contrary, no acceleration of vesting of Parties B or C shall occur unless expressly approved in writing by Party A. Acceleration in connection with a Change of Control shall apply only to a transaction that Party A has approved and on terms approved by Party A, and shall be subject to a double trigger: (i) the consummation of a Party A-approved Change of Control, and (ii) the termination of the relevant Party's role, or a material reduction in that role, in connection with such transaction (other than for cause). For the avoidance of doubt, this Section does not override the milestone-based vesting conditions in Section 3.1(d); unvested interests that have not satisfied the applicable milestones shall not accelerate except as approved in writing by Party A.</w:t>
       </w:r>
     </w:p>
     <w:p>
@@ -822,9 +875,19 @@
     <w:p>
       <w:r>
         <w:rPr>
+          <w:b/>
+          <w:color w:val="C00000"/>
+          <w:sz w:val="18"/>
+        </w:rPr>
+        <w:t>【 REVISED — Party A presence requirement 】</w:t>
+      </w:r>
+    </w:p>
+    <w:p>
+      <w:r>
+        <w:rPr>
           <w:i w:val="0"/>
         </w:rPr>
-        <w:t>A quorum for Board meetings shall require the presence of a majority of the directors/managers then in office. Ordinary resolutions require approval by a majority of directors/managers present at a duly convened meeting.</w:t>
+        <w:t>A quorum for Board meetings shall require the presence of a majority of the directors/managers then in office, and no Board meeting shall be duly constituted unless at least one (1) director/manager appointed by Party A is present (in person, by proxy, or by electronic means). If a quorum is not present for lack of a Party A-appointed director/manager, the meeting shall be adjourned and re-noticed. Ordinary resolutions require approval by a majority of directors/managers present at a duly convened meeting. For the avoidance of doubt, no resolution concerning any Reserved Matter (Article 4.4) or any matter listed in Article 4.6 shall be valid unless (i) approved by at least one Party A-appointed director/manager and (ii) Party A's prior written consent has been obtained.</w:t>
       </w:r>
     </w:p>
     <w:p>
@@ -1093,7 +1156,7 @@
         <w:rPr>
           <w:i w:val="0"/>
         </w:rPr>
-        <w:t>(b)  Commercial Data (owned by the Company). Customer lists, sales and distribution data, distributor and market feedback, and market-access data generated by the Company in the ordinary course (collectively, “Commercial Data”) shall be owned by the Company; provided that Party A shall have a perpetual, royalty-free right to access and use such Commercial Data for its internal business, regulatory, investment, and strategic purposes. Regulatory filing data shall be allocated on a case-by-case basis as the Parties agree in writing.</w:t>
+        <w:t>(b)  Commercial Data (owned by the Company). Customer lists, sales and distribution data, distributor and market feedback, and market-access data generated by the Company in the ordinary course (collectively, “Commercial Data”) shall be owned by the Company; provided that Party A shall have a perpetual, royalty-free right to access and use such Commercial Data for its business, regulatory, investment, and strategic purposes, including the right to disclose such Commercial Data to Party A's affiliates, legal counsel, accountants, investors, potential strategic partners, regulators, and financing sources, in each case under confidentiality obligations where appropriate. For any regulatory filing that uses, references, or relies on Party A's Background IP or Technical Improvements, Party A shall have a copy of, access to, and the right to use such filing data for its regulatory, investment, and strategic purposes, subject to applicable law; other regulatory filing data shall be allocated on a case-by-case basis as the Parties agree in writing.</w:t>
       </w:r>
     </w:p>
     <w:p>
@@ -1133,6 +1196,16 @@
       <w:r>
         <w:rPr>
           <w:b/>
+          <w:color w:val="C00000"/>
+          <w:sz w:val="18"/>
+        </w:rPr>
+        <w:t>【 REVISED — trade secrets protected indefinitely 】</w:t>
+      </w:r>
+    </w:p>
+    <w:p>
+      <w:r>
+        <w:rPr>
+          <w:b/>
           <w:sz w:val="21"/>
         </w:rPr>
         <w:t>5.5  Confidentiality</w:t>
@@ -1143,7 +1216,7 @@
         <w:rPr>
           <w:i w:val="0"/>
         </w:rPr>
-        <w:t>Each Party agrees to hold in strict confidence all Confidential Information of the other Parties and of the Company. “Confidential Information” means any non-public information relating to the business, technology, finances, customers, or operations of a Party or the Company. This obligation shall survive termination of this Agreement for a period of five (5) years. Confidential Information does not include information that: (i) is or becomes publicly known through no breach of this Agreement; (ii) was rightfully known prior to disclosure; or (iii) is required to be disclosed by law or court order.</w:t>
+        <w:t>Each Party agrees to hold in strict confidence all Confidential Information of the other Parties and of the Company. “Confidential Information” means any non-public information relating to the business, technology, finances, customers, or operations of a Party or the Company. Survival: (a) general Confidential Information shall be protected for a period of five (5) years following termination of this Agreement; and (b) trade secrets, technical know-how, formulations, process conditions, unpublished patent information, and information relating to Party A's Background IP and Technical Improvements shall be protected indefinitely, for so long as such information remains non-public or qualifies as a trade secret under applicable law. Confidential Information does not include information that: (i) is or becomes publicly known through no breach of this Agreement; (ii) was rightfully known prior to disclosure; or (iii) is required to be disclosed by law or court order.</w:t>
       </w:r>
     </w:p>
     <w:p>
@@ -2020,7 +2093,7 @@
           </w:tcPr>
           <w:p>
             <w:r>
-              <w:t>Reports to the Board / BNBL HQ. [Milestones TBD]</w:t>
+              <w:t>Oversight via Board / BNBL HQ.</w:t>
             </w:r>
           </w:p>
         </w:tc>
@@ -2062,7 +2135,7 @@
           </w:tcPr>
           <w:p>
             <w:r>
-              <w:t>[e.g., partnerships closed, regulatory/market-access milestones, by date]</w:t>
+              <w:t>Monthly written update; quarterly board report (see milestone table).</w:t>
             </w:r>
           </w:p>
         </w:tc>
@@ -2104,7 +2177,206 @@
           </w:tcPr>
           <w:p>
             <w:r>
-              <w:t>[e.g., qualified BD introductions / deals, by date]</w:t>
+              <w:t>Monthly written update; quarterly board report (see milestone table).</w:t>
+            </w:r>
+          </w:p>
+        </w:tc>
+      </w:tr>
+    </w:tbl>
+    <w:p/>
+    <w:p>
+      <w:r>
+        <w:rPr>
+          <w:b/>
+          <w:sz w:val="21"/>
+        </w:rPr>
+        <w:t>Schedule 1-A — Illustrative Milestones (to be finalized by the three principals)</w:t>
+      </w:r>
+    </w:p>
+    <w:p>
+      <w:r>
+        <w:rPr>
+          <w:i/>
+        </w:rPr>
+        <w:t>Milestones are framed as controllable deliverables (qualified introductions, BNBL-approved meetings, LOI/MOU/PoC, written reports) rather than revenue targets, to enable objective good-faith assessment under Article 3.1(d).</w:t>
+      </w:r>
+    </w:p>
+    <w:tbl>
+      <w:tblPr>
+        <w:tblStyle w:val="TableGrid"/>
+        <w:tblW w:type="auto" w:w="0"/>
+        <w:tblLook w:firstColumn="1" w:firstRow="1" w:lastColumn="0" w:lastRow="0" w:noHBand="0" w:noVBand="1" w:val="04A0"/>
+      </w:tblPr>
+      <w:tblGrid>
+        <w:gridCol w:w="2880"/>
+        <w:gridCol w:w="2880"/>
+        <w:gridCol w:w="2880"/>
+      </w:tblGrid>
+      <w:tr>
+        <w:tc>
+          <w:tcPr>
+            <w:tcW w:type="dxa" w:w="2880"/>
+          </w:tcPr>
+          <w:p>
+            <w:r>
+              <w:rPr>
+                <w:b/>
+              </w:rPr>
+              <w:t>Timeframe</w:t>
+            </w:r>
+          </w:p>
+        </w:tc>
+        <w:tc>
+          <w:tcPr>
+            <w:tcW w:type="dxa" w:w="2880"/>
+          </w:tcPr>
+          <w:p>
+            <w:r>
+              <w:rPr>
+                <w:b/>
+              </w:rPr>
+              <w:t>John J. Kwon (U.S. Operations)</w:t>
+            </w:r>
+          </w:p>
+        </w:tc>
+        <w:tc>
+          <w:tcPr>
+            <w:tcW w:type="dxa" w:w="2880"/>
+          </w:tcPr>
+          <w:p>
+            <w:r>
+              <w:rPr>
+                <w:b/>
+              </w:rPr>
+              <w:t>Seung-Rock Baek (Strategic BD)</w:t>
+            </w:r>
+          </w:p>
+        </w:tc>
+      </w:tr>
+      <w:tr>
+        <w:tc>
+          <w:tcPr>
+            <w:tcW w:type="dxa" w:w="2880"/>
+          </w:tcPr>
+          <w:p>
+            <w:r>
+              <w:t>By 3 months</w:t>
+            </w:r>
+          </w:p>
+        </w:tc>
+        <w:tc>
+          <w:tcPr>
+            <w:tcW w:type="dxa" w:w="2880"/>
+          </w:tcPr>
+          <w:p>
+            <w:r>
+              <w:t>Support U.S. incorporation; EIN, bank account, and basic operating setup in place.</w:t>
+            </w:r>
+          </w:p>
+        </w:tc>
+        <w:tc>
+          <w:tcPr>
+            <w:tcW w:type="dxa" w:w="2880"/>
+          </w:tcPr>
+          <w:p>
+            <w:r>
+              <w:t>Deliver prioritized Korea–U.S. BD target list.</w:t>
+            </w:r>
+          </w:p>
+        </w:tc>
+      </w:tr>
+      <w:tr>
+        <w:tc>
+          <w:tcPr>
+            <w:tcW w:type="dxa" w:w="2880"/>
+          </w:tcPr>
+          <w:p>
+            <w:r>
+              <w:t>By 6 months</w:t>
+            </w:r>
+          </w:p>
+        </w:tc>
+        <w:tc>
+          <w:tcPr>
+            <w:tcW w:type="dxa" w:w="2880"/>
+          </w:tcPr>
+          <w:p>
+            <w:r>
+              <w:t>Identify 10+ candidate U.S. manufacturing / distribution / regulatory partners.</w:t>
+            </w:r>
+          </w:p>
+        </w:tc>
+        <w:tc>
+          <w:tcPr>
+            <w:tcW w:type="dxa" w:w="2880"/>
+          </w:tcPr>
+          <w:p>
+            <w:r>
+              <w:t>Make 5+ qualified strategic-partner introductions (Korea/U.S.).</w:t>
+            </w:r>
+          </w:p>
+        </w:tc>
+      </w:tr>
+      <w:tr>
+        <w:tc>
+          <w:tcPr>
+            <w:tcW w:type="dxa" w:w="2880"/>
+          </w:tcPr>
+          <w:p>
+            <w:r>
+              <w:t>By 12 months</w:t>
+            </w:r>
+          </w:p>
+        </w:tc>
+        <w:tc>
+          <w:tcPr>
+            <w:tcW w:type="dxa" w:w="2880"/>
+          </w:tcPr>
+          <w:p>
+            <w:r>
+              <w:t>Connect 1+ BNBL-approved LOI / MOU / PoC.</w:t>
+            </w:r>
+          </w:p>
+        </w:tc>
+        <w:tc>
+          <w:tcPr>
+            <w:tcW w:type="dxa" w:w="2880"/>
+          </w:tcPr>
+          <w:p>
+            <w:r>
+              <w:t>Arrange 5+ BNBL-approved BD or investor meetings.</w:t>
+            </w:r>
+          </w:p>
+        </w:tc>
+      </w:tr>
+      <w:tr>
+        <w:tc>
+          <w:tcPr>
+            <w:tcW w:type="dxa" w:w="2880"/>
+          </w:tcPr>
+          <w:p>
+            <w:r>
+              <w:t>Ongoing</w:t>
+            </w:r>
+          </w:p>
+        </w:tc>
+        <w:tc>
+          <w:tcPr>
+            <w:tcW w:type="dxa" w:w="2880"/>
+          </w:tcPr>
+          <w:p>
+            <w:r>
+              <w:t>Monthly written update; quarterly board report.</w:t>
+            </w:r>
+          </w:p>
+        </w:tc>
+        <w:tc>
+          <w:tcPr>
+            <w:tcW w:type="dxa" w:w="2880"/>
+          </w:tcPr>
+          <w:p>
+            <w:r>
+              <w:t>Monthly written update; quarterly board report.</w:t>
             </w:r>
           </w:p>
         </w:tc>

--- a/Shareholders_Agreement_REVISED_v2_BNBL.docx
+++ b/Shareholders_Agreement_REVISED_v2_BNBL.docx
@@ -1354,7 +1354,7 @@
         <w:rPr>
           <w:i w:val="0"/>
         </w:rPr>
-        <w:t>During the term of this Agreement and for a period of [two (2) years] following the date any Party ceases to hold any equity interest in the Company, such departing Party shall not, directly or indirectly, own, manage, operate, control, be employed by, provide services to, or participate in any business that competes with the Company's business solely within the field of use of [define field of use — e.g., the development and commercialization of products using the HME-DDS platform within the agreed field] and solely within the territory of [define territory — e.g., the United States]. This restriction applies only to the extent enforceable under applicable law and is intended to be the minimum restraint necessary to protect the Company's legitimate interests.</w:t>
+        <w:t>During the term of this Agreement and for a period of [two (2) years] following the date any Party ceases to hold any equity interest in the Company, such departing Party shall not, directly or indirectly, own, manage, operate, control, be employed by, provide services to, or participate in any business that competes with the Company's business solely within the Field of Use and the Territory, each as defined in Article 1.7. This restriction applies only to the extent enforceable under applicable law and is intended to be the minimum restraint necessary to protect the Company's legitimate interests.</w:t>
       </w:r>
     </w:p>
     <w:p>
